--- a/az/discovery-articles/2.3 Mikroskop.docx
+++ b/az/discovery-articles/2.3 Mikroskop.docx
@@ -4,565 +4,375 @@
   <w:body>
     <w:p>
       <w:pPr>
-        <w:keepNext/>
-        <w:spacing w:before="280" w:after="120"/>
+        <w:pStyle w:val="Title"/>
+        <w:widowControl/>
       </w:pPr>
       <w:r>
-        <w:rPr>
-          <w:rFonts w:ascii="Calibri" w:hAnsi="Calibri" w:eastAsia="Calibri"/>
-          <w:b/>
-          <w:i w:val="0"/>
-          <w:color w:val="004E8C"/>
-          <w:sz w:val="44"/>
-        </w:rPr>
         <w:t>2.3 Mikroskop</w:t>
       </w:r>
     </w:p>
     <w:p>
       <w:pPr>
-        <w:spacing w:after="80"/>
+        <w:keepNext/>
+        <w:widowControl/>
       </w:pPr>
       <w:r>
         <w:rPr>
-          <w:rFonts w:ascii="Calibri" w:hAnsi="Calibri" w:eastAsia="Calibri"/>
-          <w:b w:val="0"/>
-          <w:i/>
-          <w:color w:val="505050"/>
-          <w:sz w:val="22"/>
+          <w:sz w:val="20"/>
         </w:rPr>
-        <w:t>2. Bilik, elm və ölçmə</w:t>
-      </w:r>
-    </w:p>
-    <w:p>
-      <w:pPr>
-        <w:spacing w:after="200"/>
-      </w:pPr>
-      <w:r>
-        <w:rPr>
-          <w:rFonts w:ascii="Calibri" w:hAnsi="Calibri" w:eastAsia="Calibri"/>
-          <w:b w:val="0"/>
-          <w:i/>
-          <w:sz w:val="22"/>
-        </w:rPr>
-        <w:t>Dövr: təxminən 1590-cı il (ilk mürəkkəb mikroskop); 1670-ci illər (Antoni van Levenhukun təkmilləşdirmələri) | Əsas simalar: Zaxarias Yansen (mürəkkəb mikroskop, təxminən 1590-cı il); Antoni van Levenhuk (güclü tək linzalı mikroskop)</w:t>
-      </w:r>
-    </w:p>
-    <w:p>
-      <w:pPr>
-        <w:spacing w:after="160" w:line="276" w:lineRule="auto"/>
-      </w:pPr>
-      <w:r>
-        <w:rPr>
-          <w:rFonts w:ascii="Calibri" w:hAnsi="Calibri" w:eastAsia="Calibri"/>
-          <w:b w:val="0"/>
-          <w:i w:val="0"/>
-          <w:sz w:val="22"/>
-        </w:rPr>
-        <w:t>Mikroskop çılpaq gözlə görünməyəcək qədər kiçik obyektləri linzalar vasitəsilə böyüdür. O, hüceyrələri, mikrobları və hər zaman ayaqlarımızın altında mövcud olmuş canlı aləmi üzə çıxardı.</w:t>
+        <w:t>2 Bilik elm və ölçmə</w:t>
       </w:r>
     </w:p>
     <w:p>
       <w:pPr>
         <w:keepNext/>
-        <w:spacing w:before="240" w:after="120"/>
+        <w:widowControl/>
       </w:pPr>
       <w:r>
         <w:rPr>
-          <w:rFonts w:ascii="Calibri" w:hAnsi="Calibri" w:eastAsia="Calibri"/>
-          <w:b/>
-          <w:i w:val="0"/>
-          <w:color w:val="004E8C"/>
-          <w:sz w:val="28"/>
+          <w:sz w:val="20"/>
         </w:rPr>
-        <w:t>Əsas faktlar</w:t>
+        <w:t>Dövr: təxminən 1590-cı il (ilk mürəkkəb mikroskop); 1670-ci illər (Antoni van Levenhukun təkmilləşdirmələri) | Əsas iştirakçılar: təxminən 1600-cü ildə Niderland eynək ustaları; güclü tək linzalı cihazları ilə Antoni van Levenhuk</w:t>
+      </w:r>
+    </w:p>
+    <w:p>
+      <w:pPr>
+        <w:widowControl/>
+      </w:pPr>
+      <w:r>
+        <w:t>Mikroskop gözlə görünməyəcək qədər kiçik cisimləri linzalarla böyüdür. Hüceyrələri, mikrobları və həmişə yanımızda olan görünməz canlılar aləmini üzə çıxardı.</w:t>
+      </w:r>
+    </w:p>
+    <w:p>
+      <w:pPr>
+        <w:pStyle w:val="Heading1"/>
+        <w:widowControl/>
+      </w:pPr>
+      <w:r>
+        <w:t>Əsas məlumatlar</w:t>
       </w:r>
     </w:p>
     <w:p>
       <w:pPr>
         <w:pStyle w:val="ListBullet"/>
+        <w:widowControl/>
       </w:pPr>
       <w:r>
-        <w:rPr>
-          <w:rFonts w:ascii="Calibri" w:hAnsi="Calibri" w:eastAsia="Calibri"/>
-          <w:b w:val="0"/>
-          <w:i w:val="0"/>
-          <w:sz w:val="22"/>
-        </w:rPr>
-        <w:t>İlk mürəkkəb mikroskoplar təxminən 1600-cü ildə Niderland eynək ustaları ilə əlaqələndirilir</w:t>
+        <w:t>İlk mürəkkəb mikroskoplar təxminən 1600-cü ilin Niderland eynək ustaları ilə əlaqələndirilir.</w:t>
       </w:r>
     </w:p>
     <w:p>
       <w:pPr>
         <w:pStyle w:val="ListBullet"/>
+        <w:widowControl/>
       </w:pPr>
       <w:r>
-        <w:rPr>
-          <w:rFonts w:ascii="Calibri" w:hAnsi="Calibri" w:eastAsia="Calibri"/>
-          <w:b w:val="0"/>
-          <w:i w:val="0"/>
-          <w:sz w:val="22"/>
-        </w:rPr>
-        <w:t>Robert Huk 1665-ci ildə Micrographia əsərini nəşr etdirib və müşahidə etdiyi quruluşu “hüceyrə” adlandırıb</w:t>
+        <w:t>Robert Huk 1665-ci ildə «Micrographia»nı nəşr etdirdi və «hüceyrə» adını işlətdi.</w:t>
       </w:r>
     </w:p>
     <w:p>
       <w:pPr>
         <w:pStyle w:val="ListBullet"/>
+        <w:widowControl/>
       </w:pPr>
       <w:r>
-        <w:rPr>
-          <w:rFonts w:ascii="Calibri" w:hAnsi="Calibri" w:eastAsia="Calibri"/>
-          <w:b w:val="0"/>
-          <w:i w:val="0"/>
-          <w:sz w:val="22"/>
-        </w:rPr>
-        <w:t>Antoni van Levenhuk güclü tək linzalı mikroskoplar hazırlayıb</w:t>
+        <w:t>Antoni van Levenhuk güclü tək linzalı mikroskoplar hazırladı.</w:t>
       </w:r>
     </w:p>
     <w:p>
       <w:pPr>
         <w:pStyle w:val="ListBullet"/>
+        <w:widowControl/>
       </w:pPr>
       <w:r>
-        <w:rPr>
-          <w:rFonts w:ascii="Calibri" w:hAnsi="Calibri" w:eastAsia="Calibri"/>
-          <w:b w:val="0"/>
-          <w:i w:val="0"/>
-          <w:sz w:val="22"/>
-        </w:rPr>
-        <w:t>O, bakteriyaları, spermatozoidləri və gölməçə suyundakı xırda canlıları təsvir edib</w:t>
+        <w:t>O, bakteriyaları, spermatozoidləri və gölməçədəki xırda canlıları təsvir etdi.</w:t>
       </w:r>
     </w:p>
     <w:p>
       <w:pPr>
         <w:pStyle w:val="ListBullet"/>
+        <w:widowControl/>
       </w:pPr>
       <w:r>
-        <w:rPr>
-          <w:rFonts w:ascii="Calibri" w:hAnsi="Calibri" w:eastAsia="Calibri"/>
-          <w:b w:val="0"/>
-          <w:i w:val="0"/>
-          <w:sz w:val="22"/>
-        </w:rPr>
-        <w:t>Mikroskopiya sonralar təbabət və biologiya üçün əvəzsiz vasitəyə çevrilib</w:t>
+        <w:t>Mikroskopiya sonralar tibb və biologiyanın ayrılmaz hissəsinə çevrildi.</w:t>
       </w:r>
     </w:p>
     <w:p>
       <w:pPr>
-        <w:keepNext/>
-        <w:spacing w:before="240" w:after="120"/>
+        <w:pStyle w:val="Heading1"/>
+        <w:widowControl/>
       </w:pPr>
       <w:r>
-        <w:rPr>
-          <w:rFonts w:ascii="Calibri" w:hAnsi="Calibri" w:eastAsia="Calibri"/>
-          <w:b/>
-          <w:i w:val="0"/>
-          <w:color w:val="004E8C"/>
-          <w:sz w:val="28"/>
-        </w:rPr>
         <w:t>Bu nədir</w:t>
       </w:r>
     </w:p>
     <w:p>
       <w:pPr>
-        <w:spacing w:after="160" w:line="276" w:lineRule="auto"/>
+        <w:widowControl/>
       </w:pPr>
       <w:r>
-        <w:rPr>
-          <w:rFonts w:ascii="Calibri" w:hAnsi="Calibri" w:eastAsia="Calibri"/>
-          <w:b w:val="0"/>
-          <w:i w:val="0"/>
-          <w:sz w:val="22"/>
-        </w:rPr>
-        <w:t>Mikroskop işığı linzalardan keçirib sındırmaqla kiçik obyekti böyük göstərən cihazdır; sonrakı növlərdə eyni məqsəd üçün elektronlardan və ya başqa zondlardan istifadə olunur. Sadə mikroskop bir güclü linzadan, mürəkkəb mikroskop isə iki və ya daha çox linzadan ibarətdir. Məqsəd sadəcə təsviri böyütmək deyil, incəlikləri ayırd etməkdir: bir-birinə çox yaxın iki nöqtəni ayrı görə bilmək. Görünməz aləm məhz belə gözlə görünən təsvirə çevrilir.</w:t>
+        <w:t>Mikroskop işığı linzalarda sındıraraq kiçik cismin təsvirini böyüdən cihazdır. Sonrakı növlər elektronlardan və başqa zondlardan da istifadə edir. Sadə mikroskop bir güclü linzadan, mürəkkəb mikroskop iki və ya daha çox linzadan ibarətdir. Məqsəd yalnız təsviri böyütmək deyil, detalları ayırd etməkdir: bir-birinə yaxın iki nöqtəni ayrı görmək. Görünməz aləm bu yolla müşahidə olunan təsvirə çevrilir.</w:t>
       </w:r>
     </w:p>
     <w:p>
       <w:pPr>
-        <w:keepNext/>
-        <w:spacing w:before="240" w:after="120"/>
+        <w:pStyle w:val="Heading1"/>
+        <w:widowControl/>
       </w:pPr>
       <w:r>
-        <w:rPr>
-          <w:rFonts w:ascii="Calibri" w:hAnsi="Calibri" w:eastAsia="Calibri"/>
-          <w:b/>
-          <w:i w:val="0"/>
-          <w:color w:val="004E8C"/>
-          <w:sz w:val="28"/>
-        </w:rPr>
-        <w:t>Onu kim kəşf və ya ixtira edib</w:t>
+        <w:t>Kim kəşf edib və ya yaradıb</w:t>
       </w:r>
     </w:p>
     <w:p>
       <w:pPr>
-        <w:spacing w:after="160" w:line="276" w:lineRule="auto"/>
+        <w:widowControl/>
       </w:pPr>
       <w:r>
-        <w:rPr>
-          <w:rFonts w:ascii="Calibri" w:hAnsi="Calibri" w:eastAsia="Calibri"/>
-          <w:b w:val="0"/>
-          <w:i w:val="0"/>
-          <w:sz w:val="22"/>
-        </w:rPr>
-        <w:t>Bu ixtiranın şöhrəti bir neçə şəxs arasında bölünür. Sonrakı mənbələrdə Hans və Zaxarias Yansen də daxil olmaqla Niderland eynək ustalarının təxminən 1600-cü ildə ilk mürəkkəb mikroskopları hazırladığı bildirilir. Londonda Robert Huk cihazları təkmilləşdirdi və 1665-ci ildə Micrographia əsərini nəşr etdi; tıxac ağacının qabığında gördüyü kiçik boşluqları “hüceyrə” adlandırdı. Delftli Antoni van Levenhuk fövqəladə güclü tək linzalar yondu və suda, hətta öz ağzında müşahidə etdiyi “xırda heyvancıqlar” haqqında Royal Society-yə məktublar yazdı.</w:t>
+        <w:t>İxtirada bir neçə şəxsin payı var. Sonrakı ənənədə Hans və Zaxarias Yansenin də adı çəkilən Niderland eynək ustaları təxminən 1600-cü ildə erkən mürəkkəb mikroskoplar hazırladılar. Londonda Robert Huk cihazları yaxşılaşdırdı və 1665-ci ildə «Micrographia» əsərini nəşr etdi. Mantar parçasında gördüyü kiçik bölmələri «hüceyrə» adlandırdı. Delftli Antoni van Levenhuk qeyri-adi dərəcədə yaxşı tək linzalar yonur, suda və öz ağzında gördüyü «kiçik heyvancıqlar» barədə Kral Cəmiyyətinə yazırdı.</w:t>
       </w:r>
     </w:p>
     <w:p>
       <w:pPr>
-        <w:keepNext/>
-        <w:spacing w:before="240" w:after="120"/>
+        <w:pStyle w:val="Heading1"/>
+        <w:widowControl/>
       </w:pPr>
       <w:r>
-        <w:rPr>
-          <w:rFonts w:ascii="Calibri" w:hAnsi="Calibri" w:eastAsia="Calibri"/>
-          <w:b/>
-          <w:i w:val="0"/>
-          <w:color w:val="004E8C"/>
-          <w:sz w:val="28"/>
-        </w:rPr>
-        <w:t>Nə vaxt və necə meydana gəlib</w:t>
+        <w:t>Nə vaxt və necə yaranıb</w:t>
       </w:r>
     </w:p>
     <w:p>
       <w:pPr>
-        <w:spacing w:after="160" w:line="276" w:lineRule="auto"/>
+        <w:widowControl/>
       </w:pPr>
       <w:r>
-        <w:rPr>
-          <w:rFonts w:ascii="Calibri" w:hAnsi="Calibri" w:eastAsia="Calibri"/>
-          <w:b w:val="0"/>
-          <w:i w:val="0"/>
-          <w:sz w:val="22"/>
-        </w:rPr>
-        <w:t>Mikroskopla teleskop yaxın qohumdur: hər ikisi eyni dövrdə linza istehsalından doğdu. Levenhukun 1670-ci illərdən başlayan məktubları gölməçə suyunun, diş ərpinin və istiotlu suyun saysız canlı ilə dolu olduğunu göstərirdi. Sənətkarlıq bacarığı, maraq və alimlər arasında yaranan yeni poçt şəbəkəsi bu inkişafa kömək etdi. O vaxt heç bir universitetdə mikrobiologiya tədris olunmurdu; sahə məktub və rəsmlərlə başladı.</w:t>
+        <w:t>Mikroskop və teleskop eyni dövrdə linza sənətindən doğmuş yaxın alətlərdir. Levenhukun 1670-ci illərdən başlayan məktubları gölməçələrin, diş ərpinin və istiotlu suyun canlılarla dolu olduğunu göstərirdi. Ustalıq, maraq və alimlər arasında yeni poçt əlaqələri bu işə kömək etdi. Universitetlərdə hələ mikrobiologiya dərsi yox idi; sahə məktub və rəsmlərlə başladı.</w:t>
       </w:r>
     </w:p>
     <w:p>
       <w:pPr>
-        <w:keepNext/>
-        <w:spacing w:before="240" w:after="120"/>
+        <w:pStyle w:val="Heading1"/>
+        <w:widowControl/>
       </w:pPr>
       <w:r>
-        <w:rPr>
-          <w:rFonts w:ascii="Calibri" w:hAnsi="Calibri" w:eastAsia="Calibri"/>
-          <w:b/>
-          <w:i w:val="0"/>
-          <w:color w:val="004E8C"/>
-          <w:sz w:val="28"/>
-        </w:rPr>
-        <w:t>Elmi baxımdan əhəmiyyəti</w:t>
+        <w:t>Elm üçün əhəmiyyəti</w:t>
       </w:r>
     </w:p>
     <w:p>
       <w:pPr>
-        <w:spacing w:after="160" w:line="276" w:lineRule="auto"/>
+        <w:widowControl/>
       </w:pPr>
       <w:r>
-        <w:rPr>
-          <w:rFonts w:ascii="Calibri" w:hAnsi="Calibri" w:eastAsia="Calibri"/>
-          <w:b w:val="0"/>
-          <w:i w:val="0"/>
-          <w:sz w:val="22"/>
-        </w:rPr>
-        <w:t>Hüceyrə və mikrobların müşahidəsi biologiyanı gizli quruluşları öyrənən elmə çevirdi. Xəstəlik törədicilərini yalnız ehtimal etmək deyil, təsvir etmək mümkün olanda xəstəliklərin səbəbi daha aydın oldu. Materialşünaslıq, geologiya və elektronika da kiçik quruluşların müşahidəsindən asılıdır. Mikroskop təbiətin böyük hissəsinin insan gözünün ölçüsünə uyğun olmadığını xatırladır.</w:t>
+        <w:t>Hüceyrə və mikrobları görmək biologiyanı gizli quruluşları araşdıran elmə çevirdi. Xəstəlik törədicilərini yalnız fərz etmək deyil, görmək mümkün olduqda xəstəliklər daha anlaşıqlı oldu. Materialşünaslıq, geologiya və elektronika da kiçik detalları görməkdən asılıdır. Mikroskop təbiətin böyük hissəsinin insan gözünə uyğun ölçüdə olmadığını xatırladır.</w:t>
       </w:r>
     </w:p>
     <w:p>
       <w:pPr>
-        <w:keepNext/>
-        <w:spacing w:before="240" w:after="120"/>
+        <w:pStyle w:val="Heading1"/>
+        <w:widowControl/>
       </w:pPr>
       <w:r>
-        <w:rPr>
-          <w:rFonts w:ascii="Calibri" w:hAnsi="Calibri" w:eastAsia="Calibri"/>
-          <w:b/>
-          <w:i w:val="0"/>
-          <w:color w:val="004E8C"/>
-          <w:sz w:val="28"/>
-        </w:rPr>
-        <w:t>Sonrakı inkişaflara necə təsir göstərib</w:t>
+        <w:t>Sonrakı inkişafa təsiri</w:t>
       </w:r>
     </w:p>
     <w:p>
       <w:pPr>
-        <w:spacing w:after="160" w:line="276" w:lineRule="auto"/>
+        <w:widowControl/>
       </w:pPr>
       <w:r>
-        <w:rPr>
-          <w:rFonts w:ascii="Calibri" w:hAnsi="Calibri" w:eastAsia="Calibri"/>
-          <w:b w:val="0"/>
-          <w:i w:val="0"/>
-          <w:sz w:val="22"/>
-        </w:rPr>
-        <w:t>Daha keyfiyyətli linzalar, immersion yağı, rəngləyici maddələr və sonralar elektron mikroskopları virusları, kristalları və kompüter çiplərini müşahidəyə açdı. Tibb laboratoriyalarında bir çox diaqnoz hələ də predmet şüşəsi üzərindəki nümunə ilə başlayır. Hukun hüceyrələri və Levenhukun heyvancıqları əsrlər sonra hüceyrə nəzəriyyəsinə, mikrob nəzəriyyəsinə və molekulyar biologiyaya yol açdı.</w:t>
+        <w:t>Daha yaxşı linzalar, linza ilə nümunə arasında yağdan istifadə, boyama üsulları və sonrakı elektron mikroskoplar virusları, kristalları və kompüter çiplərini müşahidəyə açdı. Tibbi laboratoriyalarda bir çox diaqnostik araşdırma hələ də şüşə üzərində nümunə ilə başlayır. Hukun hüceyrəsi və Levenhukun xırda canlıları əsrlər sonra hüceyrə nəzəriyyəsinə, mikrob nəzəriyyəsinə və molekulyar biologiyaya yol açdı.</w:t>
       </w:r>
     </w:p>
     <w:p>
       <w:pPr>
-        <w:keepNext/>
-        <w:spacing w:before="240" w:after="120"/>
+        <w:pStyle w:val="Heading1"/>
+        <w:widowControl/>
       </w:pPr>
       <w:r>
-        <w:rPr>
-          <w:rFonts w:ascii="Calibri" w:hAnsi="Calibri" w:eastAsia="Calibri"/>
-          <w:b/>
-          <w:i w:val="0"/>
-          <w:color w:val="004E8C"/>
-          <w:sz w:val="28"/>
-        </w:rPr>
         <w:t>İnsan həyatını necə dəyişib</w:t>
       </w:r>
     </w:p>
     <w:p>
       <w:pPr>
-        <w:spacing w:after="160" w:line="276" w:lineRule="auto"/>
+        <w:widowControl/>
       </w:pPr>
       <w:r>
-        <w:rPr>
-          <w:rFonts w:ascii="Calibri" w:hAnsi="Calibri" w:eastAsia="Calibri"/>
-          <w:b w:val="0"/>
-          <w:i w:val="0"/>
-          <w:sz w:val="22"/>
-        </w:rPr>
-        <w:t>İctimai səhiyyə, qida təhlükəsizliyi və müasir təbabət xırda canlıların böyük əhəmiyyət daşıdığını nəzərə alır. Mikroskopun görünən hala gətirdiyi bu dünyada insanlar yumağın, sterilizasiya və peyvəndin vacibliyini öyrəndilər. Heyrət hissi də artdı: bu gün məktəblilər həmin “xırda heyvancıqları” özləri görə bilirlər. Kiçik aləm xəyal olmaqdan çıxandan sonra insanlar həm daha ehtiyatlı davranmağa, həm də təbiətə daha böyük heyrətlə baxmağa başladılar.</w:t>
+        <w:t>İctimai səhiyyə, qida təhlükəsizliyi və müasir tibb xırda canlıların böyük əhəmiyyətini nəzərə alır. Mikroskopun görünən etdiyi dünyada insanlar yuyunmağın, sterilizasiyanın və peyvəndin vacibliyini öyrəndilər. Heyrət hissi də artdı: məktəblilər həmin kiçik canlıları bu gün özləri görə bilirlər. Kiçik aləm təsəvvürdən müşahidəyə keçəndə insan həyatı həm daha ehtiyatlı, həm də daha maraqlı oldu.</w:t>
       </w:r>
     </w:p>
     <w:p>
       <w:pPr>
-        <w:keepNext/>
-        <w:spacing w:before="240" w:after="120"/>
+        <w:pStyle w:val="Heading1"/>
+        <w:widowControl/>
       </w:pPr>
       <w:r>
-        <w:rPr>
-          <w:rFonts w:ascii="Calibri" w:hAnsi="Calibri" w:eastAsia="Calibri"/>
-          <w:b/>
-          <w:i w:val="0"/>
-          <w:color w:val="004E8C"/>
-          <w:sz w:val="28"/>
-        </w:rPr>
         <w:t>Mənbələr və istinadlar</w:t>
       </w:r>
     </w:p>
     <w:p>
       <w:pPr>
-        <w:keepNext/>
-        <w:spacing w:before="240" w:after="120"/>
+        <w:pStyle w:val="Heading2"/>
+        <w:widowControl/>
       </w:pPr>
       <w:r>
         <w:rPr>
-          <w:rFonts w:ascii="Calibri" w:hAnsi="Calibri" w:eastAsia="Calibri"/>
-          <w:b/>
-          <w:i w:val="0"/>
-          <w:color w:val="004E8C"/>
-          <w:sz w:val="24"/>
+          <w:sz w:val="20"/>
         </w:rPr>
-        <w:t>C. Təşkilatların materialları və ensiklopedik mənbələr</w:t>
+        <w:t>C Qurumların materialları və ensiklopedik mənbələr</w:t>
       </w:r>
     </w:p>
     <w:p>
       <w:pPr>
-        <w:spacing w:after="80"/>
-        <w:ind w:left="360"/>
+        <w:widowControl/>
       </w:pPr>
       <w:r>
         <w:rPr>
-          <w:rFonts w:ascii="Calibri" w:hAnsi="Calibri" w:eastAsia="Calibri"/>
-          <w:b w:val="0"/>
-          <w:i w:val="0"/>
-          <w:sz w:val="22"/>
+          <w:sz w:val="20"/>
         </w:rPr>
-        <w:t>1. Encyclopaedia Britannica. “Microscope” (“Mikroskop”).</w:t>
-      </w:r>
-      <w:r>
-        <w:rPr>
-          <w:rFonts w:ascii="Calibri" w:hAnsi="Calibri" w:eastAsia="Calibri"/>
-          <w:b w:val="0"/>
-          <w:i w:val="0"/>
-          <w:sz w:val="22"/>
-        </w:rPr>
-        <w:t xml:space="preserve"> </w:t>
+        <w:t xml:space="preserve">1. Encyclopaedia Britannica. 'Microscope.' </w:t>
       </w:r>
       <w:hyperlink r:id="rId9">
         <w:r>
           <w:rPr>
-            <w:rFonts w:ascii="Calibri" w:hAnsi="Calibri" w:eastAsia="Calibri"/>
-            <w:b w:val="0"/>
-            <w:i w:val="0"/>
-            <w:sz w:val="22"/>
-            <w:color w:val="0563C1"/>
-            <w:u w:val="single"/>
+            <w:sz w:val="20"/>
           </w:rPr>
           <w:t>https://www.britannica.com/technology/microscope</w:t>
         </w:r>
       </w:hyperlink>
-    </w:p>
-    <w:p>
-      <w:pPr>
-        <w:keepNext/>
-        <w:spacing w:before="240" w:after="120"/>
-      </w:pPr>
       <w:r>
         <w:rPr>
-          <w:rFonts w:ascii="Calibri" w:hAnsi="Calibri" w:eastAsia="Calibri"/>
-          <w:b/>
-          <w:i w:val="0"/>
-          <w:color w:val="004E8C"/>
-          <w:sz w:val="24"/>
+          <w:sz w:val="20"/>
         </w:rPr>
-        <w:t>D. Muzey, arxiv və kitabxana materialları</w:t>
       </w:r>
     </w:p>
     <w:p>
       <w:pPr>
-        <w:spacing w:after="80"/>
-        <w:ind w:left="360"/>
+        <w:pStyle w:val="Heading2"/>
+        <w:widowControl/>
       </w:pPr>
       <w:r>
         <w:rPr>
-          <w:rFonts w:ascii="Calibri" w:hAnsi="Calibri" w:eastAsia="Calibri"/>
-          <w:b w:val="0"/>
-          <w:i w:val="0"/>
-          <w:sz w:val="22"/>
+          <w:sz w:val="20"/>
         </w:rPr>
-        <w:t>1. Science Museum (London). İlk mikroskoplar.</w:t>
+        <w:t>D Muzey arxiv və kitabxana materialları</w:t>
       </w:r>
+    </w:p>
+    <w:p>
+      <w:pPr>
+        <w:widowControl/>
+      </w:pPr>
       <w:r>
         <w:rPr>
-          <w:rFonts w:ascii="Calibri" w:hAnsi="Calibri" w:eastAsia="Calibri"/>
-          <w:b w:val="0"/>
-          <w:i w:val="0"/>
-          <w:sz w:val="22"/>
+          <w:sz w:val="20"/>
         </w:rPr>
-        <w:t xml:space="preserve"> </w:t>
+        <w:t xml:space="preserve">1. Science Museum (London). Early microscopes. </w:t>
       </w:r>
       <w:hyperlink r:id="rId10">
         <w:r>
           <w:rPr>
-            <w:rFonts w:ascii="Calibri" w:hAnsi="Calibri" w:eastAsia="Calibri"/>
-            <w:b w:val="0"/>
-            <w:i w:val="0"/>
-            <w:sz w:val="22"/>
-            <w:color w:val="0563C1"/>
-            <w:u w:val="single"/>
+            <w:sz w:val="20"/>
           </w:rPr>
           <w:t>https://www.sciencemuseum.org.uk/objects-and-stories</w:t>
         </w:r>
       </w:hyperlink>
-    </w:p>
-    <w:p>
-      <w:pPr>
-        <w:keepNext/>
-        <w:spacing w:before="240" w:after="120"/>
-      </w:pPr>
       <w:r>
         <w:rPr>
-          <w:rFonts w:ascii="Calibri" w:hAnsi="Calibri" w:eastAsia="Calibri"/>
-          <w:b/>
-          <w:i w:val="0"/>
-          <w:color w:val="004E8C"/>
-          <w:sz w:val="24"/>
+          <w:sz w:val="20"/>
         </w:rPr>
-        <w:t>F. Onlayn mühazirələr və maarifləndirici silsilələr</w:t>
       </w:r>
     </w:p>
     <w:p>
       <w:pPr>
-        <w:spacing w:after="80"/>
-        <w:ind w:left="360"/>
+        <w:pStyle w:val="Heading2"/>
+        <w:widowControl/>
       </w:pPr>
       <w:r>
         <w:rPr>
-          <w:rFonts w:ascii="Calibri" w:hAnsi="Calibri" w:eastAsia="Calibri"/>
-          <w:b w:val="0"/>
-          <w:i w:val="0"/>
-          <w:sz w:val="22"/>
+          <w:sz w:val="20"/>
         </w:rPr>
-        <w:t>1. Florida State University. Molecular Expressions Optical Microscopy Primer.</w:t>
+        <w:t>F Onlayn mühazirələr və tədris silsilələri</w:t>
       </w:r>
+    </w:p>
+    <w:p>
+      <w:pPr>
+        <w:widowControl/>
+      </w:pPr>
       <w:r>
         <w:rPr>
-          <w:rFonts w:ascii="Calibri" w:hAnsi="Calibri" w:eastAsia="Calibri"/>
-          <w:b w:val="0"/>
-          <w:i w:val="0"/>
-          <w:sz w:val="22"/>
+          <w:sz w:val="20"/>
         </w:rPr>
-        <w:t xml:space="preserve"> </w:t>
+        <w:t xml:space="preserve">1. Florida State University. Molecular Expressions Optical Microscopy Primer. </w:t>
       </w:r>
       <w:hyperlink r:id="rId11">
         <w:r>
           <w:rPr>
-            <w:rFonts w:ascii="Calibri" w:hAnsi="Calibri" w:eastAsia="Calibri"/>
-            <w:b w:val="0"/>
-            <w:i w:val="0"/>
-            <w:sz w:val="22"/>
-            <w:color w:val="0563C1"/>
-            <w:u w:val="single"/>
+            <w:sz w:val="20"/>
           </w:rPr>
           <w:t>https://micro.magnet.fsu.edu/primer/index.html</w:t>
         </w:r>
       </w:hyperlink>
-    </w:p>
-    <w:p>
-      <w:pPr>
-        <w:keepNext/>
-        <w:spacing w:before="240" w:after="120"/>
-      </w:pPr>
       <w:r>
         <w:rPr>
-          <w:rFonts w:ascii="Calibri" w:hAnsi="Calibri" w:eastAsia="Calibri"/>
-          <w:b/>
-          <w:i w:val="0"/>
-          <w:color w:val="004E8C"/>
-          <w:sz w:val="24"/>
+          <w:sz w:val="20"/>
         </w:rPr>
-        <w:t>H. Peşəkar cəmiyyətlər və standartlaşdırma qurumları</w:t>
       </w:r>
     </w:p>
     <w:p>
       <w:pPr>
-        <w:spacing w:after="80"/>
-        <w:ind w:left="360"/>
+        <w:pStyle w:val="Heading2"/>
+        <w:widowControl/>
       </w:pPr>
       <w:r>
         <w:rPr>
-          <w:rFonts w:ascii="Calibri" w:hAnsi="Calibri" w:eastAsia="Calibri"/>
-          <w:b w:val="0"/>
-          <w:i w:val="0"/>
-          <w:sz w:val="22"/>
+          <w:sz w:val="20"/>
         </w:rPr>
-        <w:t>1. Royal Microscopical Society.</w:t>
+        <w:t>H Peşə birlikləri və standartlaşdırma qurumları</w:t>
       </w:r>
+    </w:p>
+    <w:p>
+      <w:pPr>
+        <w:widowControl/>
+      </w:pPr>
       <w:r>
         <w:rPr>
-          <w:rFonts w:ascii="Calibri" w:hAnsi="Calibri" w:eastAsia="Calibri"/>
-          <w:b w:val="0"/>
-          <w:i w:val="0"/>
-          <w:sz w:val="22"/>
+          <w:sz w:val="20"/>
         </w:rPr>
-        <w:t xml:space="preserve"> </w:t>
+        <w:t xml:space="preserve">1. Royal Microscopical Society. </w:t>
       </w:r>
       <w:hyperlink r:id="rId12">
         <w:r>
           <w:rPr>
-            <w:rFonts w:ascii="Calibri" w:hAnsi="Calibri" w:eastAsia="Calibri"/>
-            <w:b w:val="0"/>
-            <w:i w:val="0"/>
-            <w:sz w:val="22"/>
-            <w:color w:val="0563C1"/>
-            <w:u w:val="single"/>
+            <w:sz w:val="20"/>
           </w:rPr>
           <w:t>https://www.rms.org.uk/</w:t>
         </w:r>
       </w:hyperlink>
+      <w:r>
+        <w:rPr>
+          <w:sz w:val="20"/>
+        </w:rPr>
+      </w:r>
     </w:p>
     <w:sectPr>
-      <w:pgSz w:w="12240" w:h="15840"/>
-      <w:pgMar w:top="1296" w:right="1440" w:bottom="1296" w:left="1440" w:header="720" w:footer="720" w:gutter="0"/>
+      <w:footerReference w:type="default" r:id="rId13"/>
+      <w:pgSz w:w="11906" w:h="16838"/>
+      <w:pgMar w:top="1020" w:right="1134" w:bottom="1020" w:left="1134" w:header="720" w:footer="720" w:gutter="0"/>
       <w:cols w:space="720"/>
       <w:docGrid w:linePitch="360"/>
     </w:sectPr>
   </w:body>
 </w:document>
+</file>
+
+<file path=word/footer1.xml><?xml version="1.0" encoding="utf-8"?>
+<w:ftr xmlns:m="http://schemas.openxmlformats.org/officeDocument/2006/math" xmlns:mc="http://schemas.openxmlformats.org/markup-compatibility/2006" xmlns:mo="http://schemas.microsoft.com/office/mac/office/2008/main" xmlns:mv="urn:schemas-microsoft-com:mac:vml" xmlns:o="urn:schemas-microsoft-com:office:office" xmlns:r="http://schemas.openxmlformats.org/officeDocument/2006/relationships" xmlns:v="urn:schemas-microsoft-com:vml" xmlns:w10="urn:schemas-microsoft-com:office:word" xmlns:w14="http://schemas.microsoft.com/office/word/2010/wordml" xmlns:w="http://schemas.openxmlformats.org/wordprocessingml/2006/main" xmlns:wne="http://schemas.microsoft.com/office/word/2006/wordml" xmlns:wp14="http://schemas.microsoft.com/office/word/2010/wordprocessingDrawing" xmlns:wp="http://schemas.openxmlformats.org/drawingml/2006/wordprocessingDrawing" xmlns:wpc="http://schemas.microsoft.com/office/word/2010/wordprocessingCanvas" xmlns:wpg="http://schemas.microsoft.com/office/word/2010/wordprocessingGroup" xmlns:wpi="http://schemas.microsoft.com/office/word/2010/wordprocessingInk" xmlns:wps="http://schemas.microsoft.com/office/word/2010/wordprocessingShape" mc:Ignorable="w14 wp14">
+  <w:p>
+    <w:pPr>
+      <w:pStyle w:val="Footer"/>
+      <w:jc w:val="right"/>
+    </w:pPr>
+    <w:fldSimple w:instr="PAGE"/>
+  </w:p>
+</w:ftr>
 </file>
 
 <file path=word/numbering.xml><?xml version="1.0" encoding="utf-8"?>
@@ -773,7 +583,7 @@
   <w:docDefaults>
     <w:rPrDefault>
       <w:rPr>
-        <w:rFonts w:asciiTheme="minorHAnsi" w:eastAsiaTheme="minorEastAsia" w:hAnsiTheme="minorHAnsi" w:cstheme="minorBidi"/>
+        <w:rFonts/>
         <w:sz w:val="22"/>
         <w:szCs w:val="22"/>
         <w:lang w:val="en-US" w:eastAsia="en-US" w:bidi="ar-SA"/>
@@ -928,6 +738,15 @@
     <w:name w:val="Normal"/>
     <w:qFormat/>
     <w:rsid w:val="00FC693F"/>
+    <w:pPr>
+      <w:spacing w:after="120" w:line="259" w:lineRule="auto"/>
+    </w:pPr>
+    <w:rPr>
+      <w:rFonts w:ascii="Times New Roman" w:hAnsi="Times New Roman"/>
+      <w:color w:val="000000"/>
+      <w:sz w:val="24"/>
+      <w:lang w:val="az-Latn-AZ"/>
+    </w:rPr>
   </w:style>
   <w:style w:type="paragraph" w:styleId="Header">
     <w:name w:val="header"/>
@@ -984,16 +803,17 @@
     <w:pPr>
       <w:keepNext/>
       <w:keepLines/>
-      <w:spacing w:before="480" w:after="0"/>
+      <w:spacing w:before="480" w:after="120" w:line="259" w:lineRule="auto"/>
       <w:outlineLvl w:val="0"/>
     </w:pPr>
     <w:rPr>
-      <w:rFonts w:asciiTheme="majorHAnsi" w:eastAsiaTheme="majorEastAsia" w:hAnsiTheme="majorHAnsi" w:cstheme="majorBidi"/>
+      <w:rFonts w:ascii="Times New Roman" w:hAnsi="Times New Roman"/>
       <w:b/>
       <w:bCs/>
-      <w:color w:val="365F91" w:themeColor="accent1" w:themeShade="BF"/>
-      <w:sz w:val="28"/>
+      <w:color w:val="000000"/>
+      <w:sz w:val="26"/>
       <w:szCs w:val="28"/>
+      <w:lang w:val="az-Latn-AZ"/>
     </w:rPr>
   </w:style>
   <w:style w:type="paragraph" w:styleId="Heading2">
@@ -1008,16 +828,17 @@
     <w:pPr>
       <w:keepNext/>
       <w:keepLines/>
-      <w:spacing w:before="200" w:after="0"/>
+      <w:spacing w:before="200" w:after="120" w:line="259" w:lineRule="auto"/>
       <w:outlineLvl w:val="1"/>
     </w:pPr>
     <w:rPr>
-      <w:rFonts w:asciiTheme="majorHAnsi" w:eastAsiaTheme="majorEastAsia" w:hAnsiTheme="majorHAnsi" w:cstheme="majorBidi"/>
+      <w:rFonts w:ascii="Times New Roman" w:hAnsi="Times New Roman"/>
       <w:b/>
       <w:bCs/>
-      <w:color w:val="4F81BD" w:themeColor="accent1"/>
+      <w:color w:val="000000"/>
       <w:sz w:val="26"/>
       <w:szCs w:val="26"/>
+      <w:lang w:val="az-Latn-AZ"/>
     </w:rPr>
   </w:style>
   <w:style w:type="paragraph" w:styleId="Heading3">
@@ -1036,7 +857,7 @@
       <w:outlineLvl w:val="2"/>
     </w:pPr>
     <w:rPr>
-      <w:rFonts w:asciiTheme="majorHAnsi" w:eastAsiaTheme="majorEastAsia" w:hAnsiTheme="majorHAnsi" w:cstheme="majorBidi"/>
+      <w:rFonts/>
       <w:b/>
       <w:bCs/>
       <w:color w:val="4F81BD" w:themeColor="accent1"/>
@@ -1059,7 +880,7 @@
       <w:outlineLvl w:val="3"/>
     </w:pPr>
     <w:rPr>
-      <w:rFonts w:asciiTheme="majorHAnsi" w:eastAsiaTheme="majorEastAsia" w:hAnsiTheme="majorHAnsi" w:cstheme="majorBidi"/>
+      <w:rFonts/>
       <w:b/>
       <w:bCs/>
       <w:i/>
@@ -1084,7 +905,7 @@
       <w:outlineLvl w:val="4"/>
     </w:pPr>
     <w:rPr>
-      <w:rFonts w:asciiTheme="majorHAnsi" w:eastAsiaTheme="majorEastAsia" w:hAnsiTheme="majorHAnsi" w:cstheme="majorBidi"/>
+      <w:rFonts/>
       <w:color w:val="243F60" w:themeColor="accent1" w:themeShade="7F"/>
     </w:rPr>
   </w:style>
@@ -1105,7 +926,7 @@
       <w:outlineLvl w:val="5"/>
     </w:pPr>
     <w:rPr>
-      <w:rFonts w:asciiTheme="majorHAnsi" w:eastAsiaTheme="majorEastAsia" w:hAnsiTheme="majorHAnsi" w:cstheme="majorBidi"/>
+      <w:rFonts/>
       <w:i/>
       <w:iCs/>
       <w:color w:val="243F60" w:themeColor="accent1" w:themeShade="7F"/>
@@ -1128,7 +949,7 @@
       <w:outlineLvl w:val="6"/>
     </w:pPr>
     <w:rPr>
-      <w:rFonts w:asciiTheme="majorHAnsi" w:eastAsiaTheme="majorEastAsia" w:hAnsiTheme="majorHAnsi" w:cstheme="majorBidi"/>
+      <w:rFonts/>
       <w:i/>
       <w:iCs/>
       <w:color w:val="404040" w:themeColor="text1" w:themeTint="BF"/>
@@ -1151,7 +972,7 @@
       <w:outlineLvl w:val="7"/>
     </w:pPr>
     <w:rPr>
-      <w:rFonts w:asciiTheme="majorHAnsi" w:eastAsiaTheme="majorEastAsia" w:hAnsiTheme="majorHAnsi" w:cstheme="majorBidi"/>
+      <w:rFonts/>
       <w:color w:val="4F81BD" w:themeColor="accent1"/>
       <w:sz w:val="20"/>
       <w:szCs w:val="20"/>
@@ -1174,7 +995,7 @@
       <w:outlineLvl w:val="8"/>
     </w:pPr>
     <w:rPr>
-      <w:rFonts w:asciiTheme="majorHAnsi" w:eastAsiaTheme="majorEastAsia" w:hAnsiTheme="majorHAnsi" w:cstheme="majorBidi"/>
+      <w:rFonts/>
       <w:i/>
       <w:iCs/>
       <w:color w:val="404040" w:themeColor="text1" w:themeTint="BF"/>
@@ -1225,7 +1046,7 @@
     <w:uiPriority w:val="9"/>
     <w:rsid w:val="00FC693F"/>
     <w:rPr>
-      <w:rFonts w:asciiTheme="majorHAnsi" w:eastAsiaTheme="majorEastAsia" w:hAnsiTheme="majorHAnsi" w:cstheme="majorBidi"/>
+      <w:rFonts/>
       <w:b/>
       <w:bCs/>
       <w:color w:val="365F91" w:themeColor="accent1" w:themeShade="BF"/>
@@ -1240,7 +1061,7 @@
     <w:uiPriority w:val="9"/>
     <w:rsid w:val="00FC693F"/>
     <w:rPr>
-      <w:rFonts w:asciiTheme="majorHAnsi" w:eastAsiaTheme="majorEastAsia" w:hAnsiTheme="majorHAnsi" w:cstheme="majorBidi"/>
+      <w:rFonts/>
       <w:b/>
       <w:bCs/>
       <w:color w:val="4F81BD" w:themeColor="accent1"/>
@@ -1255,7 +1076,7 @@
     <w:uiPriority w:val="9"/>
     <w:rsid w:val="00FC693F"/>
     <w:rPr>
-      <w:rFonts w:asciiTheme="majorHAnsi" w:eastAsiaTheme="majorEastAsia" w:hAnsiTheme="majorHAnsi" w:cstheme="majorBidi"/>
+      <w:rFonts/>
       <w:b/>
       <w:bCs/>
       <w:color w:val="4F81BD" w:themeColor="accent1"/>
@@ -1270,19 +1091,17 @@
     <w:qFormat/>
     <w:rsid w:val="00FC693F"/>
     <w:pPr>
-      <w:pBdr>
-        <w:bottom w:val="single" w:sz="8" w:space="4" w:color="4F81BD" w:themeColor="accent1"/>
-      </w:pBdr>
-      <w:spacing w:after="300" w:line="240" w:lineRule="auto"/>
+      <w:spacing w:after="120" w:line="259" w:lineRule="auto"/>
       <w:contextualSpacing/>
     </w:pPr>
     <w:rPr>
-      <w:rFonts w:asciiTheme="majorHAnsi" w:eastAsiaTheme="majorEastAsia" w:hAnsiTheme="majorHAnsi" w:cstheme="majorBidi"/>
-      <w:color w:val="17365D" w:themeColor="text2" w:themeShade="BF"/>
+      <w:rFonts w:ascii="Times New Roman" w:hAnsi="Times New Roman"/>
+      <w:color w:val="000000"/>
       <w:spacing w:val="5"/>
       <w:kern w:val="28"/>
-      <w:sz w:val="52"/>
+      <w:sz w:val="40"/>
       <w:szCs w:val="52"/>
+      <w:lang w:val="az-Latn-AZ"/>
     </w:rPr>
   </w:style>
   <w:style w:type="character" w:customStyle="1" w:styleId="TitleChar">
@@ -1292,7 +1111,7 @@
     <w:uiPriority w:val="10"/>
     <w:rsid w:val="00FC693F"/>
     <w:rPr>
-      <w:rFonts w:asciiTheme="majorHAnsi" w:eastAsiaTheme="majorEastAsia" w:hAnsiTheme="majorHAnsi" w:cstheme="majorBidi"/>
+      <w:rFonts/>
       <w:color w:val="17365D" w:themeColor="text2" w:themeShade="BF"/>
       <w:spacing w:val="5"/>
       <w:kern w:val="28"/>
@@ -1314,7 +1133,7 @@
       </w:numPr>
     </w:pPr>
     <w:rPr>
-      <w:rFonts w:asciiTheme="majorHAnsi" w:eastAsiaTheme="majorEastAsia" w:hAnsiTheme="majorHAnsi" w:cstheme="majorBidi"/>
+      <w:rFonts/>
       <w:i/>
       <w:iCs/>
       <w:color w:val="4F81BD" w:themeColor="accent1"/>
@@ -1330,7 +1149,7 @@
     <w:uiPriority w:val="11"/>
     <w:rsid w:val="00FC693F"/>
     <w:rPr>
-      <w:rFonts w:asciiTheme="majorHAnsi" w:eastAsiaTheme="majorEastAsia" w:hAnsiTheme="majorHAnsi" w:cstheme="majorBidi"/>
+      <w:rFonts/>
       <w:i/>
       <w:iCs/>
       <w:color w:val="4F81BD" w:themeColor="accent1"/>
@@ -1455,8 +1274,15 @@
       <w:numPr>
         <w:numId w:val="1"/>
       </w:numPr>
+      <w:spacing w:after="120" w:line="259" w:lineRule="auto"/>
       <w:contextualSpacing/>
     </w:pPr>
+    <w:rPr>
+      <w:rFonts w:ascii="Times New Roman" w:hAnsi="Times New Roman"/>
+      <w:color w:val="000000"/>
+      <w:sz w:val="24"/>
+      <w:lang w:val="az-Latn-AZ"/>
+    </w:rPr>
   </w:style>
   <w:style w:type="paragraph" w:styleId="ListBullet2">
     <w:name w:val="List Bullet 2"/>
@@ -1628,7 +1454,7 @@
     <w:semiHidden/>
     <w:rsid w:val="00FC693F"/>
     <w:rPr>
-      <w:rFonts w:asciiTheme="majorHAnsi" w:eastAsiaTheme="majorEastAsia" w:hAnsiTheme="majorHAnsi" w:cstheme="majorBidi"/>
+      <w:rFonts/>
       <w:b/>
       <w:bCs/>
       <w:i/>
@@ -1644,7 +1470,7 @@
     <w:semiHidden/>
     <w:rsid w:val="00FC693F"/>
     <w:rPr>
-      <w:rFonts w:asciiTheme="majorHAnsi" w:eastAsiaTheme="majorEastAsia" w:hAnsiTheme="majorHAnsi" w:cstheme="majorBidi"/>
+      <w:rFonts/>
       <w:color w:val="243F60" w:themeColor="accent1" w:themeShade="7F"/>
     </w:rPr>
   </w:style>
@@ -1656,7 +1482,7 @@
     <w:semiHidden/>
     <w:rsid w:val="00FC693F"/>
     <w:rPr>
-      <w:rFonts w:asciiTheme="majorHAnsi" w:eastAsiaTheme="majorEastAsia" w:hAnsiTheme="majorHAnsi" w:cstheme="majorBidi"/>
+      <w:rFonts/>
       <w:i/>
       <w:iCs/>
       <w:color w:val="243F60" w:themeColor="accent1" w:themeShade="7F"/>
@@ -1670,7 +1496,7 @@
     <w:semiHidden/>
     <w:rsid w:val="00FC693F"/>
     <w:rPr>
-      <w:rFonts w:asciiTheme="majorHAnsi" w:eastAsiaTheme="majorEastAsia" w:hAnsiTheme="majorHAnsi" w:cstheme="majorBidi"/>
+      <w:rFonts/>
       <w:i/>
       <w:iCs/>
       <w:color w:val="404040" w:themeColor="text1" w:themeTint="BF"/>
@@ -1684,7 +1510,7 @@
     <w:semiHidden/>
     <w:rsid w:val="00FC693F"/>
     <w:rPr>
-      <w:rFonts w:asciiTheme="majorHAnsi" w:eastAsiaTheme="majorEastAsia" w:hAnsiTheme="majorHAnsi" w:cstheme="majorBidi"/>
+      <w:rFonts/>
       <w:color w:val="4F81BD" w:themeColor="accent1"/>
       <w:sz w:val="20"/>
       <w:szCs w:val="20"/>
@@ -1698,7 +1524,7 @@
     <w:semiHidden/>
     <w:rsid w:val="00FC693F"/>
     <w:rPr>
-      <w:rFonts w:asciiTheme="majorHAnsi" w:eastAsiaTheme="majorEastAsia" w:hAnsiTheme="majorHAnsi" w:cstheme="majorBidi"/>
+      <w:rFonts/>
       <w:i/>
       <w:iCs/>
       <w:color w:val="404040" w:themeColor="text1" w:themeTint="BF"/>
@@ -1757,9 +1583,6 @@
     <w:qFormat/>
     <w:rsid w:val="00FC693F"/>
     <w:pPr>
-      <w:pBdr>
-        <w:bottom w:val="single" w:sz="4" w:space="4" w:color="4F81BD" w:themeColor="accent1"/>
-      </w:pBdr>
       <w:spacing w:before="200" w:after="280"/>
       <w:ind w:left="936" w:right="936"/>
     </w:pPr>
@@ -3287,7 +3110,7 @@
         <w:spacing w:before="0" w:after="0" w:line="240" w:lineRule="auto"/>
       </w:pPr>
       <w:rPr>
-        <w:rFonts w:asciiTheme="majorHAnsi" w:eastAsiaTheme="majorEastAsia" w:hAnsiTheme="majorHAnsi" w:cstheme="majorBidi"/>
+        <w:rFonts/>
         <w:b/>
         <w:bCs/>
       </w:rPr>
@@ -3308,7 +3131,7 @@
         <w:spacing w:before="0" w:after="0" w:line="240" w:lineRule="auto"/>
       </w:pPr>
       <w:rPr>
-        <w:rFonts w:asciiTheme="majorHAnsi" w:eastAsiaTheme="majorEastAsia" w:hAnsiTheme="majorHAnsi" w:cstheme="majorBidi"/>
+        <w:rFonts/>
         <w:b/>
         <w:bCs/>
       </w:rPr>
@@ -3326,14 +3149,14 @@
     </w:tblStylePr>
     <w:tblStylePr w:type="firstCol">
       <w:rPr>
-        <w:rFonts w:asciiTheme="majorHAnsi" w:eastAsiaTheme="majorEastAsia" w:hAnsiTheme="majorHAnsi" w:cstheme="majorBidi"/>
+        <w:rFonts/>
         <w:b/>
         <w:bCs/>
       </w:rPr>
     </w:tblStylePr>
     <w:tblStylePr w:type="lastCol">
       <w:rPr>
-        <w:rFonts w:asciiTheme="majorHAnsi" w:eastAsiaTheme="majorEastAsia" w:hAnsiTheme="majorHAnsi" w:cstheme="majorBidi"/>
+        <w:rFonts/>
         <w:b/>
         <w:bCs/>
       </w:rPr>
@@ -3417,7 +3240,7 @@
         <w:spacing w:before="0" w:after="0" w:line="240" w:lineRule="auto"/>
       </w:pPr>
       <w:rPr>
-        <w:rFonts w:asciiTheme="majorHAnsi" w:eastAsiaTheme="majorEastAsia" w:hAnsiTheme="majorHAnsi" w:cstheme="majorBidi"/>
+        <w:rFonts/>
         <w:b/>
         <w:bCs/>
       </w:rPr>
@@ -3438,7 +3261,7 @@
         <w:spacing w:before="0" w:after="0" w:line="240" w:lineRule="auto"/>
       </w:pPr>
       <w:rPr>
-        <w:rFonts w:asciiTheme="majorHAnsi" w:eastAsiaTheme="majorEastAsia" w:hAnsiTheme="majorHAnsi" w:cstheme="majorBidi"/>
+        <w:rFonts/>
         <w:b/>
         <w:bCs/>
       </w:rPr>
@@ -3456,14 +3279,14 @@
     </w:tblStylePr>
     <w:tblStylePr w:type="firstCol">
       <w:rPr>
-        <w:rFonts w:asciiTheme="majorHAnsi" w:eastAsiaTheme="majorEastAsia" w:hAnsiTheme="majorHAnsi" w:cstheme="majorBidi"/>
+        <w:rFonts/>
         <w:b/>
         <w:bCs/>
       </w:rPr>
     </w:tblStylePr>
     <w:tblStylePr w:type="lastCol">
       <w:rPr>
-        <w:rFonts w:asciiTheme="majorHAnsi" w:eastAsiaTheme="majorEastAsia" w:hAnsiTheme="majorHAnsi" w:cstheme="majorBidi"/>
+        <w:rFonts/>
         <w:b/>
         <w:bCs/>
       </w:rPr>
@@ -3547,7 +3370,7 @@
         <w:spacing w:before="0" w:after="0" w:line="240" w:lineRule="auto"/>
       </w:pPr>
       <w:rPr>
-        <w:rFonts w:asciiTheme="majorHAnsi" w:eastAsiaTheme="majorEastAsia" w:hAnsiTheme="majorHAnsi" w:cstheme="majorBidi"/>
+        <w:rFonts/>
         <w:b/>
         <w:bCs/>
       </w:rPr>
@@ -3568,7 +3391,7 @@
         <w:spacing w:before="0" w:after="0" w:line="240" w:lineRule="auto"/>
       </w:pPr>
       <w:rPr>
-        <w:rFonts w:asciiTheme="majorHAnsi" w:eastAsiaTheme="majorEastAsia" w:hAnsiTheme="majorHAnsi" w:cstheme="majorBidi"/>
+        <w:rFonts/>
         <w:b/>
         <w:bCs/>
       </w:rPr>
@@ -3586,14 +3409,14 @@
     </w:tblStylePr>
     <w:tblStylePr w:type="firstCol">
       <w:rPr>
-        <w:rFonts w:asciiTheme="majorHAnsi" w:eastAsiaTheme="majorEastAsia" w:hAnsiTheme="majorHAnsi" w:cstheme="majorBidi"/>
+        <w:rFonts/>
         <w:b/>
         <w:bCs/>
       </w:rPr>
     </w:tblStylePr>
     <w:tblStylePr w:type="lastCol">
       <w:rPr>
-        <w:rFonts w:asciiTheme="majorHAnsi" w:eastAsiaTheme="majorEastAsia" w:hAnsiTheme="majorHAnsi" w:cstheme="majorBidi"/>
+        <w:rFonts/>
         <w:b/>
         <w:bCs/>
       </w:rPr>
@@ -3677,7 +3500,7 @@
         <w:spacing w:before="0" w:after="0" w:line="240" w:lineRule="auto"/>
       </w:pPr>
       <w:rPr>
-        <w:rFonts w:asciiTheme="majorHAnsi" w:eastAsiaTheme="majorEastAsia" w:hAnsiTheme="majorHAnsi" w:cstheme="majorBidi"/>
+        <w:rFonts/>
         <w:b/>
         <w:bCs/>
       </w:rPr>
@@ -3698,7 +3521,7 @@
         <w:spacing w:before="0" w:after="0" w:line="240" w:lineRule="auto"/>
       </w:pPr>
       <w:rPr>
-        <w:rFonts w:asciiTheme="majorHAnsi" w:eastAsiaTheme="majorEastAsia" w:hAnsiTheme="majorHAnsi" w:cstheme="majorBidi"/>
+        <w:rFonts/>
         <w:b/>
         <w:bCs/>
       </w:rPr>
@@ -3716,14 +3539,14 @@
     </w:tblStylePr>
     <w:tblStylePr w:type="firstCol">
       <w:rPr>
-        <w:rFonts w:asciiTheme="majorHAnsi" w:eastAsiaTheme="majorEastAsia" w:hAnsiTheme="majorHAnsi" w:cstheme="majorBidi"/>
+        <w:rFonts/>
         <w:b/>
         <w:bCs/>
       </w:rPr>
     </w:tblStylePr>
     <w:tblStylePr w:type="lastCol">
       <w:rPr>
-        <w:rFonts w:asciiTheme="majorHAnsi" w:eastAsiaTheme="majorEastAsia" w:hAnsiTheme="majorHAnsi" w:cstheme="majorBidi"/>
+        <w:rFonts/>
         <w:b/>
         <w:bCs/>
       </w:rPr>
@@ -3807,7 +3630,7 @@
         <w:spacing w:before="0" w:after="0" w:line="240" w:lineRule="auto"/>
       </w:pPr>
       <w:rPr>
-        <w:rFonts w:asciiTheme="majorHAnsi" w:eastAsiaTheme="majorEastAsia" w:hAnsiTheme="majorHAnsi" w:cstheme="majorBidi"/>
+        <w:rFonts/>
         <w:b/>
         <w:bCs/>
       </w:rPr>
@@ -3828,7 +3651,7 @@
         <w:spacing w:before="0" w:after="0" w:line="240" w:lineRule="auto"/>
       </w:pPr>
       <w:rPr>
-        <w:rFonts w:asciiTheme="majorHAnsi" w:eastAsiaTheme="majorEastAsia" w:hAnsiTheme="majorHAnsi" w:cstheme="majorBidi"/>
+        <w:rFonts/>
         <w:b/>
         <w:bCs/>
       </w:rPr>
@@ -3846,14 +3669,14 @@
     </w:tblStylePr>
     <w:tblStylePr w:type="firstCol">
       <w:rPr>
-        <w:rFonts w:asciiTheme="majorHAnsi" w:eastAsiaTheme="majorEastAsia" w:hAnsiTheme="majorHAnsi" w:cstheme="majorBidi"/>
+        <w:rFonts/>
         <w:b/>
         <w:bCs/>
       </w:rPr>
     </w:tblStylePr>
     <w:tblStylePr w:type="lastCol">
       <w:rPr>
-        <w:rFonts w:asciiTheme="majorHAnsi" w:eastAsiaTheme="majorEastAsia" w:hAnsiTheme="majorHAnsi" w:cstheme="majorBidi"/>
+        <w:rFonts/>
         <w:b/>
         <w:bCs/>
       </w:rPr>
@@ -3937,7 +3760,7 @@
         <w:spacing w:before="0" w:after="0" w:line="240" w:lineRule="auto"/>
       </w:pPr>
       <w:rPr>
-        <w:rFonts w:asciiTheme="majorHAnsi" w:eastAsiaTheme="majorEastAsia" w:hAnsiTheme="majorHAnsi" w:cstheme="majorBidi"/>
+        <w:rFonts/>
         <w:b/>
         <w:bCs/>
       </w:rPr>
@@ -3958,7 +3781,7 @@
         <w:spacing w:before="0" w:after="0" w:line="240" w:lineRule="auto"/>
       </w:pPr>
       <w:rPr>
-        <w:rFonts w:asciiTheme="majorHAnsi" w:eastAsiaTheme="majorEastAsia" w:hAnsiTheme="majorHAnsi" w:cstheme="majorBidi"/>
+        <w:rFonts/>
         <w:b/>
         <w:bCs/>
       </w:rPr>
@@ -3976,14 +3799,14 @@
     </w:tblStylePr>
     <w:tblStylePr w:type="firstCol">
       <w:rPr>
-        <w:rFonts w:asciiTheme="majorHAnsi" w:eastAsiaTheme="majorEastAsia" w:hAnsiTheme="majorHAnsi" w:cstheme="majorBidi"/>
+        <w:rFonts/>
         <w:b/>
         <w:bCs/>
       </w:rPr>
     </w:tblStylePr>
     <w:tblStylePr w:type="lastCol">
       <w:rPr>
-        <w:rFonts w:asciiTheme="majorHAnsi" w:eastAsiaTheme="majorEastAsia" w:hAnsiTheme="majorHAnsi" w:cstheme="majorBidi"/>
+        <w:rFonts/>
         <w:b/>
         <w:bCs/>
       </w:rPr>
@@ -4067,7 +3890,7 @@
         <w:spacing w:before="0" w:after="0" w:line="240" w:lineRule="auto"/>
       </w:pPr>
       <w:rPr>
-        <w:rFonts w:asciiTheme="majorHAnsi" w:eastAsiaTheme="majorEastAsia" w:hAnsiTheme="majorHAnsi" w:cstheme="majorBidi"/>
+        <w:rFonts/>
         <w:b/>
         <w:bCs/>
       </w:rPr>
@@ -4088,7 +3911,7 @@
         <w:spacing w:before="0" w:after="0" w:line="240" w:lineRule="auto"/>
       </w:pPr>
       <w:rPr>
-        <w:rFonts w:asciiTheme="majorHAnsi" w:eastAsiaTheme="majorEastAsia" w:hAnsiTheme="majorHAnsi" w:cstheme="majorBidi"/>
+        <w:rFonts/>
         <w:b/>
         <w:bCs/>
       </w:rPr>
@@ -4106,14 +3929,14 @@
     </w:tblStylePr>
     <w:tblStylePr w:type="firstCol">
       <w:rPr>
-        <w:rFonts w:asciiTheme="majorHAnsi" w:eastAsiaTheme="majorEastAsia" w:hAnsiTheme="majorHAnsi" w:cstheme="majorBidi"/>
+        <w:rFonts/>
         <w:b/>
         <w:bCs/>
       </w:rPr>
     </w:tblStylePr>
     <w:tblStylePr w:type="lastCol">
       <w:rPr>
-        <w:rFonts w:asciiTheme="majorHAnsi" w:eastAsiaTheme="majorEastAsia" w:hAnsiTheme="majorHAnsi" w:cstheme="majorBidi"/>
+        <w:rFonts/>
         <w:b/>
         <w:bCs/>
       </w:rPr>
@@ -5978,7 +5801,7 @@
     </w:tblPr>
     <w:tblStylePr w:type="firstRow">
       <w:rPr>
-        <w:rFonts w:asciiTheme="majorHAnsi" w:eastAsiaTheme="majorEastAsia" w:hAnsiTheme="majorHAnsi" w:cstheme="majorBidi"/>
+        <w:rFonts/>
       </w:rPr>
       <w:tblPr/>
       <w:tcPr>
@@ -6062,7 +5885,7 @@
     </w:tblPr>
     <w:tblStylePr w:type="firstRow">
       <w:rPr>
-        <w:rFonts w:asciiTheme="majorHAnsi" w:eastAsiaTheme="majorEastAsia" w:hAnsiTheme="majorHAnsi" w:cstheme="majorBidi"/>
+        <w:rFonts/>
       </w:rPr>
       <w:tblPr/>
       <w:tcPr>
@@ -6146,7 +5969,7 @@
     </w:tblPr>
     <w:tblStylePr w:type="firstRow">
       <w:rPr>
-        <w:rFonts w:asciiTheme="majorHAnsi" w:eastAsiaTheme="majorEastAsia" w:hAnsiTheme="majorHAnsi" w:cstheme="majorBidi"/>
+        <w:rFonts/>
       </w:rPr>
       <w:tblPr/>
       <w:tcPr>
@@ -6230,7 +6053,7 @@
     </w:tblPr>
     <w:tblStylePr w:type="firstRow">
       <w:rPr>
-        <w:rFonts w:asciiTheme="majorHAnsi" w:eastAsiaTheme="majorEastAsia" w:hAnsiTheme="majorHAnsi" w:cstheme="majorBidi"/>
+        <w:rFonts/>
       </w:rPr>
       <w:tblPr/>
       <w:tcPr>
@@ -6314,7 +6137,7 @@
     </w:tblPr>
     <w:tblStylePr w:type="firstRow">
       <w:rPr>
-        <w:rFonts w:asciiTheme="majorHAnsi" w:eastAsiaTheme="majorEastAsia" w:hAnsiTheme="majorHAnsi" w:cstheme="majorBidi"/>
+        <w:rFonts/>
       </w:rPr>
       <w:tblPr/>
       <w:tcPr>
@@ -6398,7 +6221,7 @@
     </w:tblPr>
     <w:tblStylePr w:type="firstRow">
       <w:rPr>
-        <w:rFonts w:asciiTheme="majorHAnsi" w:eastAsiaTheme="majorEastAsia" w:hAnsiTheme="majorHAnsi" w:cstheme="majorBidi"/>
+        <w:rFonts/>
       </w:rPr>
       <w:tblPr/>
       <w:tcPr>
@@ -6482,7 +6305,7 @@
     </w:tblPr>
     <w:tblStylePr w:type="firstRow">
       <w:rPr>
-        <w:rFonts w:asciiTheme="majorHAnsi" w:eastAsiaTheme="majorEastAsia" w:hAnsiTheme="majorHAnsi" w:cstheme="majorBidi"/>
+        <w:rFonts/>
       </w:rPr>
       <w:tblPr/>
       <w:tcPr>
@@ -6547,7 +6370,7 @@
       <w:spacing w:after="0" w:line="240" w:lineRule="auto"/>
     </w:pPr>
     <w:rPr>
-      <w:rFonts w:asciiTheme="majorHAnsi" w:eastAsiaTheme="majorEastAsia" w:hAnsiTheme="majorHAnsi" w:cstheme="majorBidi"/>
+      <w:rFonts/>
       <w:color w:val="000000" w:themeColor="text1"/>
     </w:rPr>
     <w:tblPr>
@@ -6675,7 +6498,7 @@
       <w:spacing w:after="0" w:line="240" w:lineRule="auto"/>
     </w:pPr>
     <w:rPr>
-      <w:rFonts w:asciiTheme="majorHAnsi" w:eastAsiaTheme="majorEastAsia" w:hAnsiTheme="majorHAnsi" w:cstheme="majorBidi"/>
+      <w:rFonts/>
       <w:color w:val="000000" w:themeColor="text1"/>
     </w:rPr>
     <w:tblPr>
@@ -6803,7 +6626,7 @@
       <w:spacing w:after="0" w:line="240" w:lineRule="auto"/>
     </w:pPr>
     <w:rPr>
-      <w:rFonts w:asciiTheme="majorHAnsi" w:eastAsiaTheme="majorEastAsia" w:hAnsiTheme="majorHAnsi" w:cstheme="majorBidi"/>
+      <w:rFonts/>
       <w:color w:val="000000" w:themeColor="text1"/>
     </w:rPr>
     <w:tblPr>
@@ -6931,7 +6754,7 @@
       <w:spacing w:after="0" w:line="240" w:lineRule="auto"/>
     </w:pPr>
     <w:rPr>
-      <w:rFonts w:asciiTheme="majorHAnsi" w:eastAsiaTheme="majorEastAsia" w:hAnsiTheme="majorHAnsi" w:cstheme="majorBidi"/>
+      <w:rFonts/>
       <w:color w:val="000000" w:themeColor="text1"/>
     </w:rPr>
     <w:tblPr>
@@ -7059,7 +6882,7 @@
       <w:spacing w:after="0" w:line="240" w:lineRule="auto"/>
     </w:pPr>
     <w:rPr>
-      <w:rFonts w:asciiTheme="majorHAnsi" w:eastAsiaTheme="majorEastAsia" w:hAnsiTheme="majorHAnsi" w:cstheme="majorBidi"/>
+      <w:rFonts/>
       <w:color w:val="000000" w:themeColor="text1"/>
     </w:rPr>
     <w:tblPr>
@@ -7187,7 +7010,7 @@
       <w:spacing w:after="0" w:line="240" w:lineRule="auto"/>
     </w:pPr>
     <w:rPr>
-      <w:rFonts w:asciiTheme="majorHAnsi" w:eastAsiaTheme="majorEastAsia" w:hAnsiTheme="majorHAnsi" w:cstheme="majorBidi"/>
+      <w:rFonts/>
       <w:color w:val="000000" w:themeColor="text1"/>
     </w:rPr>
     <w:tblPr>
@@ -7315,7 +7138,7 @@
       <w:spacing w:after="0" w:line="240" w:lineRule="auto"/>
     </w:pPr>
     <w:rPr>
-      <w:rFonts w:asciiTheme="majorHAnsi" w:eastAsiaTheme="majorEastAsia" w:hAnsiTheme="majorHAnsi" w:cstheme="majorBidi"/>
+      <w:rFonts/>
       <w:color w:val="000000" w:themeColor="text1"/>
     </w:rPr>
     <w:tblPr>
@@ -7954,7 +7777,7 @@
       <w:spacing w:after="0" w:line="240" w:lineRule="auto"/>
     </w:pPr>
     <w:rPr>
-      <w:rFonts w:asciiTheme="majorHAnsi" w:eastAsiaTheme="majorEastAsia" w:hAnsiTheme="majorHAnsi" w:cstheme="majorBidi"/>
+      <w:rFonts/>
       <w:color w:val="000000" w:themeColor="text1"/>
     </w:rPr>
     <w:tblPr>
@@ -8079,7 +7902,7 @@
       <w:spacing w:after="0" w:line="240" w:lineRule="auto"/>
     </w:pPr>
     <w:rPr>
-      <w:rFonts w:asciiTheme="majorHAnsi" w:eastAsiaTheme="majorEastAsia" w:hAnsiTheme="majorHAnsi" w:cstheme="majorBidi"/>
+      <w:rFonts/>
       <w:color w:val="000000" w:themeColor="text1"/>
     </w:rPr>
     <w:tblPr>
@@ -8204,7 +8027,7 @@
       <w:spacing w:after="0" w:line="240" w:lineRule="auto"/>
     </w:pPr>
     <w:rPr>
-      <w:rFonts w:asciiTheme="majorHAnsi" w:eastAsiaTheme="majorEastAsia" w:hAnsiTheme="majorHAnsi" w:cstheme="majorBidi"/>
+      <w:rFonts/>
       <w:color w:val="000000" w:themeColor="text1"/>
     </w:rPr>
     <w:tblPr>
@@ -8329,7 +8152,7 @@
       <w:spacing w:after="0" w:line="240" w:lineRule="auto"/>
     </w:pPr>
     <w:rPr>
-      <w:rFonts w:asciiTheme="majorHAnsi" w:eastAsiaTheme="majorEastAsia" w:hAnsiTheme="majorHAnsi" w:cstheme="majorBidi"/>
+      <w:rFonts/>
       <w:color w:val="000000" w:themeColor="text1"/>
     </w:rPr>
     <w:tblPr>
@@ -8454,7 +8277,7 @@
       <w:spacing w:after="0" w:line="240" w:lineRule="auto"/>
     </w:pPr>
     <w:rPr>
-      <w:rFonts w:asciiTheme="majorHAnsi" w:eastAsiaTheme="majorEastAsia" w:hAnsiTheme="majorHAnsi" w:cstheme="majorBidi"/>
+      <w:rFonts/>
       <w:color w:val="000000" w:themeColor="text1"/>
     </w:rPr>
     <w:tblPr>
@@ -8579,7 +8402,7 @@
       <w:spacing w:after="0" w:line="240" w:lineRule="auto"/>
     </w:pPr>
     <w:rPr>
-      <w:rFonts w:asciiTheme="majorHAnsi" w:eastAsiaTheme="majorEastAsia" w:hAnsiTheme="majorHAnsi" w:cstheme="majorBidi"/>
+      <w:rFonts/>
       <w:color w:val="000000" w:themeColor="text1"/>
     </w:rPr>
     <w:tblPr>
@@ -8704,7 +8527,7 @@
       <w:spacing w:after="0" w:line="240" w:lineRule="auto"/>
     </w:pPr>
     <w:rPr>
-      <w:rFonts w:asciiTheme="majorHAnsi" w:eastAsiaTheme="majorEastAsia" w:hAnsiTheme="majorHAnsi" w:cstheme="majorBidi"/>
+      <w:rFonts/>
       <w:color w:val="000000" w:themeColor="text1"/>
     </w:rPr>
     <w:tblPr>

--- a/az/discovery-articles/2.3 Mikroskop.docx
+++ b/az/discovery-articles/2.3 Mikroskop.docx
@@ -32,7 +32,7 @@
         <w:rPr>
           <w:sz w:val="20"/>
         </w:rPr>
-        <w:t>Dövr: təxminən 1590-cı il (ilk mürəkkəb mikroskop); 1670-ci illər (Antoni van Levenhukun təkmilləşdirmələri) | Əsas iştirakçılar: təxminən 1600-cü ildə Niderland eynək ustaları; güclü tək linzalı cihazları ilə Antoni van Levenhuk</w:t>
+        <w:t>Dövr: təxminən 1590-cı il — ilk mürəkkəb mikroskopların yaranmasına aid edilən tarix; 1670-ci illər — Antoni van Levenhukun təkmilləşdirmələri və müşahidələri | Əsas iştirakçılar: XVI əsrin sonu–XVII əsrin əvvəllərində Niderlandın eynək ustaları; güclü tək linzalı mikroskoplar hazırlayan Antoni van Levenhuk</w:t>
       </w:r>
     </w:p>
     <w:p>
@@ -40,7 +40,7 @@
         <w:widowControl/>
       </w:pPr>
       <w:r>
-        <w:t>Mikroskop gözlə görünməyəcək qədər kiçik cisimləri linzalarla böyüdür. Hüceyrələri, mikrobları və həmişə yanımızda olan görünməz canlılar aləmini üzə çıxardı.</w:t>
+        <w:t>Mikroskop adi gözlə seçilməyən kiçik cisimləri böyüdərək görməyə imkan verir. Onun sayəsində insanlar hüceyrələri, mikrobları və daim ətrafımızda olan, lakin görə bilmədiyimiz canlılar aləmini tanıdılar.</w:t>
       </w:r>
     </w:p>
     <w:p>
@@ -58,7 +58,7 @@
         <w:widowControl/>
       </w:pPr>
       <w:r>
-        <w:t>İlk mürəkkəb mikroskoplar təxminən 1600-cü ilin Niderland eynək ustaları ilə əlaqələndirilir.</w:t>
+        <w:t>İlk mürəkkəb mikroskopların hazırlanması təxminən 1600-cü illərdə Niderlandda çalışan eynək ustaları ilə əlaqələndirilir.</w:t>
       </w:r>
     </w:p>
     <w:p>
@@ -67,7 +67,7 @@
         <w:widowControl/>
       </w:pPr>
       <w:r>
-        <w:t>Robert Huk 1665-ci ildə «Micrographia»nı nəşr etdirdi və «hüceyrə» adını işlətdi.</w:t>
+        <w:t>Robert Huk 1665-ci ildə «Micrographia» əsərini nəşr etdirdi və müşahidə etdiyi kiçik bölmələrə «hüceyrə» adını verdi.</w:t>
       </w:r>
     </w:p>
     <w:p>
@@ -76,7 +76,7 @@
         <w:widowControl/>
       </w:pPr>
       <w:r>
-        <w:t>Antoni van Levenhuk güclü tək linzalı mikroskoplar hazırladı.</w:t>
+        <w:t>Antoni van Levenhuk tək linza ilə güclü böyütmə verən mikroskoplar hazırladı.</w:t>
       </w:r>
     </w:p>
     <w:p>
@@ -85,7 +85,7 @@
         <w:widowControl/>
       </w:pPr>
       <w:r>
-        <w:t>O, bakteriyaları, spermatozoidləri və gölməçədəki xırda canlıları təsvir etdi.</w:t>
+        <w:t>O, bakteriyaları, spermatozoidləri və gölməçə suyundakı xırda canlıları müşahidə edib təsvir etdi.</w:t>
       </w:r>
     </w:p>
     <w:p>
@@ -94,7 +94,7 @@
         <w:widowControl/>
       </w:pPr>
       <w:r>
-        <w:t>Mikroskopiya sonralar tibb və biologiyanın ayrılmaz hissəsinə çevrildi.</w:t>
+        <w:t>Mikroskopla araşdırma aparmaq — mikroskopiya — sonralar biologiya və tibbin ayrılmaz hissəsinə çevrildi.</w:t>
       </w:r>
     </w:p>
     <w:p>
@@ -103,15 +103,7 @@
         <w:widowControl/>
       </w:pPr>
       <w:r>
-        <w:t>Bu nədir</w:t>
-      </w:r>
-    </w:p>
-    <w:p>
-      <w:pPr>
-        <w:widowControl/>
-      </w:pPr>
-      <w:r>
-        <w:t>Mikroskop işığı linzalarda sındıraraq kiçik cismin təsvirini böyüdən cihazdır. Sonrakı növlər elektronlardan və başqa zondlardan da istifadə edir. Sadə mikroskop bir güclü linzadan, mürəkkəb mikroskop iki və ya daha çox linzadan ibarətdir. Məqsəd yalnız təsviri böyütmək deyil, detalları ayırd etməkdir: bir-birinə yaxın iki nöqtəni ayrı görmək. Görünməz aləm bu yolla müşahidə olunan təsvirə çevrilir.</w:t>
+        <w:t>Bu nədir?</w:t>
       </w:r>
     </w:p>
     <w:p>
@@ -120,15 +112,7 @@
         <w:widowControl/>
       </w:pPr>
       <w:r>
-        <w:t>Kim kəşf edib və ya yaradıb</w:t>
-      </w:r>
-    </w:p>
-    <w:p>
-      <w:pPr>
-        <w:widowControl/>
-      </w:pPr>
-      <w:r>
-        <w:t>İxtirada bir neçə şəxsin payı var. Sonrakı ənənədə Hans və Zaxarias Yansenin də adı çəkilən Niderland eynək ustaları təxminən 1600-cü ildə erkən mürəkkəb mikroskoplar hazırladılar. Londonda Robert Huk cihazları yaxşılaşdırdı və 1665-ci ildə «Micrographia» əsərini nəşr etdi. Mantar parçasında gördüyü kiçik bölmələri «hüceyrə» adlandırdı. Delftli Antoni van Levenhuk qeyri-adi dərəcədə yaxşı tək linzalar yonur, suda və öz ağzında gördüyü «kiçik heyvancıqlar» barədə Kral Cəmiyyətinə yazırdı.</w:t>
+        <w:t>İşıq mikroskopu linzaların işığı sındırması hesabına kiçik cismin böyüdülmüş təsvirini yaradan cihazdır. Sonralar işıq əvəzinə elektronlardan və başqa vasitələrdən istifadə edən mikroskoplar da hazırlandı.</w:t>
       </w:r>
     </w:p>
     <w:p>
@@ -137,15 +121,88 @@
         <w:widowControl/>
       </w:pPr>
       <w:r>
-        <w:t>Nə vaxt və necə yaranıb</w:t>
+        <w:t>Sadə mikroskopda bir güclü linza, mürəkkəb mikroskopda isə birlikdə işləyən iki və ya daha çox linza olur. Ancaq yaxşı mikroskopun işi yalnız görüntünü böyütmək deyil. O, bir-birinə çox yaxın olan iki nöqtəni ayrı-ayrılıqda seçməyə də imkan verməlidir. Buna cihazın ayırdetmə qabiliyyəti deyilir.</w:t>
       </w:r>
     </w:p>
     <w:p>
       <w:pPr>
+        <w:pStyle w:val="Heading1"/>
         <w:widowControl/>
       </w:pPr>
       <w:r>
-        <w:t>Mikroskop və teleskop eyni dövrdə linza sənətindən doğmuş yaxın alətlərdir. Levenhukun 1670-ci illərdən başlayan məktubları gölməçələrin, diş ərpinin və istiotlu suyun canlılarla dolu olduğunu göstərirdi. Ustalıq, maraq və alimlər arasında yeni poçt əlaqələri bu işə kömək etdi. Universitetlərdə hələ mikrobiologiya dərsi yox idi; sahə məktub və rəsmlərlə başladı.</w:t>
+        <w:t>Beləliklə, adi gözlə görə bilmədiyimiz quruluşları müşahidə etmək və onların təfərrüatlarını araşdırmaq mümkün olur.</w:t>
+      </w:r>
+    </w:p>
+    <w:p>
+      <w:pPr>
+        <w:pStyle w:val="Heading1"/>
+        <w:widowControl/>
+      </w:pPr>
+      <w:r>
+        <w:t>Kim yaradıb?</w:t>
+      </w:r>
+    </w:p>
+    <w:p>
+      <w:pPr>
+        <w:pStyle w:val="Heading1"/>
+        <w:widowControl/>
+      </w:pPr>
+      <w:r>
+        <w:t>Mikroskopun yaranmasında bir neçə ustanın və alimin payı var. İlk mürəkkəb mikroskoplar təxminən 1600-cü ildə Niderlandın eynək ustaları tərəfindən hazırlanıb. Sonrakı tarixi məlumatlarda Hans və Zaxarias Yansenin adları çəkilsə də, ixtiranın kimə məxsus olduğu tam aydın deyil.</w:t>
+      </w:r>
+    </w:p>
+    <w:p>
+      <w:pPr>
+        <w:pStyle w:val="Heading1"/>
+        <w:widowControl/>
+      </w:pPr>
+      <w:r>
+        <w:t>Londonda Robert Huk mikroskopları təkmilləşdirdi və 1665-ci ildə «Micrographia» əsərini nəşr etdirdi. Mantar parçasına baxarkən gördüyü kiçik bölmələri «hüceyrə» adlandırdı.</w:t>
+      </w:r>
+    </w:p>
+    <w:p>
+      <w:pPr>
+        <w:pStyle w:val="Heading1"/>
+        <w:widowControl/>
+      </w:pPr>
+      <w:r>
+        <w:t>Delft şəhərində yaşayan Antoni van Levenhuk isə çox keyfiyyətli kiçik linzalar hazırlayırdı. O, suda və öz ağzından götürdüyü nümunələrdə gördüyü canlıları «kiçik heyvancıqlar» adlandırır, müşahidələrini məktublarla London Kral Cəmiyyətinə göndərirdi.</w:t>
+      </w:r>
+    </w:p>
+    <w:p>
+      <w:pPr>
+        <w:pStyle w:val="Heading1"/>
+        <w:widowControl/>
+      </w:pPr>
+      <w:r>
+        <w:t>Nə vaxt və necə yaranıb?</w:t>
+      </w:r>
+    </w:p>
+    <w:p>
+      <w:pPr>
+        <w:pStyle w:val="Heading1"/>
+        <w:widowControl/>
+      </w:pPr>
+      <w:r>
+        <w:t>Mikroskop və teleskop təxminən eyni dövrdə, linza hazırlamaq sənətinin inkişafı nəticəsində meydana çıxdı. Biri uzaqdakı cisimləri, digəri isə gözlə seçilməyəcək qədər kiçik olanları görməyə kömək edirdi.</w:t>
+      </w:r>
+    </w:p>
+    <w:p>
+      <w:pPr>
+        <w:pStyle w:val="Heading1"/>
+        <w:widowControl/>
+      </w:pPr>
+      <w:r>
+        <w:t>Levenhukun 1670-ci illərdən etibarən yazdığı məktublarda gölməçə suyunda, diş ərpində və istiot qatılmış suda çoxlu xırda canlının olduğu təsvir edilirdi. Bu müşahidələrə həm linza hazırlamaq ustalığı, həm öyrənmək həvəsi, həm də alimlərin məktublaşması şərait yaratdı.</w:t>
+      </w:r>
+    </w:p>
+    <w:p>
+      <w:pPr>
+        <w:pStyle w:val="Heading1"/>
+        <w:widowControl/>
+      </w:pPr>
+      <w:r>
+        <w:t>Universitetlərdə hələ mikrobiologiya — mikroorqanizmləri öyrənən elm — tədris olunmurdu. Bu sahənin ilkin bilikləri müşahidələrin yazıya alınması, rəsmlərin çəkilməsi və məktublarla paylaşılması sayəsində toplanırdı.</w:t>
       </w:r>
     </w:p>
     <w:p>
@@ -159,10 +216,29 @@
     </w:p>
     <w:p>
       <w:pPr>
+        <w:pStyle w:val="Heading1"/>
         <w:widowControl/>
       </w:pPr>
       <w:r>
-        <w:t>Hüceyrə və mikrobları görmək biologiyanı gizli quruluşları araşdıran elmə çevirdi. Xəstəlik törədicilərini yalnız fərz etmək deyil, görmək mümkün olduqda xəstəliklər daha anlaşıqlı oldu. Materialşünaslıq, geologiya və elektronika da kiçik detalları görməkdən asılıdır. Mikroskop təbiətin böyük hissəsinin insan gözünə uyğun ölçüdə olmadığını xatırladır.</w:t>
+        <w:t>Hüceyrələrin və mikrobların görünməsi biologiyada yeni araşdırma imkanları açdı. Canlıların gözlə seçilməyən daxili quruluşunu öyrənmək mümkün oldu.</w:t>
+      </w:r>
+    </w:p>
+    <w:p>
+      <w:pPr>
+        <w:pStyle w:val="Heading1"/>
+        <w:widowControl/>
+      </w:pPr>
+      <w:r>
+        <w:t>Xəstəlik törədən mikroorqanizmləri müşahidə etmək də xəstəliklərin səbəblərini araşdırmağa kömək etdi. Artıq onların mövcudluğunu yalnız ehtimal etmək deyil, uyğun cihazlarla görmək də mümkün idi.</w:t>
+      </w:r>
+    </w:p>
+    <w:p>
+      <w:pPr>
+        <w:pStyle w:val="Heading1"/>
+        <w:widowControl/>
+      </w:pPr>
+      <w:r>
+        <w:t>Mikroskop təkcə biologiya üçün əhəmiyyətli deyil. Materialşünaslıqda, geologiyada və elektronikada da çox kiçik quruluşları görmək və müqayisə etmək lazımdır. Bu cihaz göstərdi ki, təbiətdə baş verənlərin böyük bir hissəsi adi gözümüzün görə bilmədiyi ölçülərdədir.</w:t>
       </w:r>
     </w:p>
     <w:p>
@@ -176,10 +252,11 @@
     </w:p>
     <w:p>
       <w:pPr>
+        <w:pStyle w:val="Heading1"/>
         <w:widowControl/>
       </w:pPr>
       <w:r>
-        <w:t>Daha yaxşı linzalar, linza ilə nümunə arasında yağdan istifadə, boyama üsulları və sonrakı elektron mikroskoplar virusları, kristalları və kompüter çiplərini müşahidəyə açdı. Tibbi laboratoriyalarda bir çox diaqnostik araşdırma hələ də şüşə üzərində nümunə ilə başlayır. Hukun hüceyrəsi və Levenhukun xırda canlıları əsrlər sonra hüceyrə nəzəriyyəsinə, mikrob nəzəriyyəsinə və molekulyar biologiyaya yol açdı.</w:t>
+        <w:t>Linzaların təkmilləşdirilməsi, bəzi mikroskoplarda linza ilə nümunə arasına xüsusi yağ əlavə edilməsi və nümunələrin boyanması daha incə detalları seçməyə imkan verdi. Sonralar elektron mikroskopların yaranması ilə virusları və daha kiçik quruluşları da müşahidə etmək mümkün oldu. Mikroskoplar kristalların və kompüter çiplərinin araşdırılmasında da mühüm yer tutdu.</w:t>
       </w:r>
     </w:p>
     <w:p>
@@ -188,15 +265,52 @@
         <w:widowControl/>
       </w:pPr>
       <w:r>
-        <w:t>İnsan həyatını necə dəyişib</w:t>
+        <w:t>Tibbi laboratoriyalarda bir çox müayinə bu gün də şüşə lövhəcik üzərinə qoyulmuş nümunənin araşdırılması ilə başlayır.</w:t>
       </w:r>
     </w:p>
     <w:p>
       <w:pPr>
+        <w:pStyle w:val="Heading1"/>
         <w:widowControl/>
       </w:pPr>
       <w:r>
-        <w:t>İctimai səhiyyə, qida təhlükəsizliyi və müasir tibb xırda canlıların böyük əhəmiyyətini nəzərə alır. Mikroskopun görünən etdiyi dünyada insanlar yuyunmağın, sterilizasiyanın və peyvəndin vacibliyini öyrəndilər. Heyrət hissi də artdı: məktəblilər həmin kiçik canlıları bu gün özləri görə bilirlər. Kiçik aləm təsəvvürdən müşahidəyə keçəndə insan həyatı həm daha ehtiyatlı, həm də daha maraqlı oldu.</w:t>
+        <w:t>Hukun hüceyrə haqqında qeydləri və Levenhukun xırda canlılara dair müşahidələri sonrakı əsrlərdə hüceyrə nəzəriyyəsinin, xəstəliklərin mikrob nəzəriyyəsinin və molekulyar biologiyanın inkişafına zəmin yaratdı.</w:t>
+      </w:r>
+    </w:p>
+    <w:p>
+      <w:pPr>
+        <w:pStyle w:val="Heading1"/>
+        <w:widowControl/>
+      </w:pPr>
+      <w:r>
+        <w:t>İnsan həyatını necə dəyişib?</w:t>
+      </w:r>
+    </w:p>
+    <w:p>
+      <w:pPr>
+        <w:pStyle w:val="Heading1"/>
+        <w:widowControl/>
+      </w:pPr>
+      <w:r>
+        <w:t>Gözlə görünməyən canlıların öyrənilməsi insanların sağlamlığını qorumaq, qidanın təhlükəsizliyini yoxlamaq və xəstəlikləri araşdırmaq üçün mühüm oldu. Bu biliklər təmizliyin, sterilizasiyanın — mikroorqanizmlərin aradan qaldırılmasının — və peyvəndlərin əhəmiyyətini anlamağa kömək etdi.</w:t>
+      </w:r>
+    </w:p>
+    <w:p>
+      <w:pPr>
+        <w:pStyle w:val="Heading1"/>
+        <w:widowControl/>
+      </w:pPr>
+      <w:r>
+        <w:t>Mikroskop insanın təbiətə marağını da artırdı. Vaxtilə alimləri heyrətə gətirən xırda canlıları bu gün məktəblilər də öz gözləri ilə görə bilirlər.</w:t>
+      </w:r>
+    </w:p>
+    <w:p>
+      <w:pPr>
+        <w:pStyle w:val="Heading1"/>
+        <w:widowControl/>
+      </w:pPr>
+      <w:r>
+        <w:t>Əvvəllər yalnız təsəvvür edilən kiçik aləm müşahidə olunan gerçəkliyə çevrildi. İnsanlar həm sağlamlıqlarına daha diqqətlə yanaşmaq, həm də ətraflarındakı həyatı daha yaxından tanımaq imkanı qazandılar.</w:t>
       </w:r>
     </w:p>
     <w:p>
@@ -217,7 +331,7 @@
         <w:rPr>
           <w:sz w:val="20"/>
         </w:rPr>
-        <w:t>C Qurumların materialları və ensiklopedik mənbələr</w:t>
+        <w:t>Qurumların materialları və ensiklopedik mənbələr</w:t>
       </w:r>
     </w:p>
     <w:p>
@@ -253,7 +367,7 @@
         <w:rPr>
           <w:sz w:val="20"/>
         </w:rPr>
-        <w:t>D Muzey arxiv və kitabxana materialları</w:t>
+        <w:t>Muzey arxiv və kitabxana materialları</w:t>
       </w:r>
     </w:p>
     <w:p>
@@ -289,7 +403,7 @@
         <w:rPr>
           <w:sz w:val="20"/>
         </w:rPr>
-        <w:t>F Onlayn mühazirələr və tədris silsilələri</w:t>
+        <w:t>Onlayn mühazirələr və tədris silsilələri</w:t>
       </w:r>
     </w:p>
     <w:p>
@@ -325,7 +439,7 @@
         <w:rPr>
           <w:sz w:val="20"/>
         </w:rPr>
-        <w:t>H Peşə birlikləri və standartlaşdırma qurumları</w:t>
+        <w:t>Peşə birlikləri və standartlaşdırma qurumları</w:t>
       </w:r>
     </w:p>
     <w:p>
